--- a/dsa docs/DSA Practice.docx
+++ b/dsa docs/DSA Practice.docx
@@ -38,18 +38,6 @@
     <w:p>
       <w:pPr>
         <w:rPr>
-          <w:b/>
-          <w:bCs/>
-          <w:sz w:val="40"/>
-          <w:szCs w:val="40"/>
-          <w:u w:val="single"/>
-          <w:lang w:val="en-US"/>
-        </w:rPr>
-      </w:pPr>
-    </w:p>
-    <w:p>
-      <w:pPr>
-        <w:rPr>
           <w:sz w:val="22"/>
           <w:szCs w:val="22"/>
         </w:rPr>
@@ -232,7 +220,14 @@
           <w:sz w:val="22"/>
           <w:szCs w:val="22"/>
         </w:rPr>
-        <w:t>Data structure is a storage that is used to store and organize data. It is a way of arranging data on a computer so that it can be accessed and updated efficiently.</w:t>
+        <w:t>Data structure is a storage that is used to store and organize data. It is a way of arranging data on a computer so that it can be accessed and updated efficiently</w:t>
+      </w:r>
+      <w:r>
+        <w:rPr>
+          <w:sz w:val="22"/>
+          <w:szCs w:val="22"/>
+        </w:rPr>
+        <w:t>.</w:t>
       </w:r>
     </w:p>
     <w:p>
@@ -366,7 +361,6 @@
           <w:sz w:val="26"/>
           <w:szCs w:val="26"/>
         </w:rPr>
-        <w:lastRenderedPageBreak/>
         <w:t>Types of Data Structure</w:t>
       </w:r>
       <w:r>
@@ -394,6 +388,7 @@
           <w:sz w:val="22"/>
           <w:szCs w:val="22"/>
         </w:rPr>
+        <w:lastRenderedPageBreak/>
         <w:t>Basically, data structures are divided into two categories:</w:t>
       </w:r>
     </w:p>
@@ -1115,61 +1110,65 @@
     <w:p>
       <w:pPr>
         <w:rPr>
-          <w:b/>
-          <w:bCs/>
-          <w:color w:val="000000" w:themeColor="text1"/>
-          <w:sz w:val="32"/>
-          <w:szCs w:val="32"/>
-        </w:rPr>
-      </w:pPr>
-      <w:r>
-        <w:rPr>
-          <w:b/>
-          <w:bCs/>
-          <w:color w:val="000000" w:themeColor="text1"/>
-          <w:sz w:val="32"/>
-          <w:szCs w:val="32"/>
+          <w:color w:val="000000" w:themeColor="text1"/>
+          <w:sz w:val="22"/>
+          <w:szCs w:val="22"/>
+        </w:rPr>
+      </w:pPr>
+      <w:r>
+        <w:rPr>
+          <w:noProof/>
         </w:rPr>
         <w:lastRenderedPageBreak/>
-        <w:t>Non-linear data structures</w:t>
-      </w:r>
-      <w:r>
-        <w:rPr>
-          <w:b/>
-          <w:bCs/>
-          <w:color w:val="000000" w:themeColor="text1"/>
-          <w:sz w:val="32"/>
-          <w:szCs w:val="32"/>
-        </w:rPr>
-        <w:t>:</w:t>
-      </w:r>
-    </w:p>
-    <w:p>
-      <w:pPr>
-        <w:rPr>
-          <w:color w:val="000000" w:themeColor="text1"/>
-          <w:sz w:val="26"/>
-          <w:szCs w:val="26"/>
-        </w:rPr>
-      </w:pPr>
-    </w:p>
-    <w:p>
-      <w:pPr>
-        <w:rPr>
-          <w:b/>
-          <w:bCs/>
-          <w:color w:val="000000" w:themeColor="text1"/>
-        </w:rPr>
-      </w:pPr>
-    </w:p>
-    <w:p>
-      <w:pPr>
-        <w:rPr>
-          <w:color w:val="000000" w:themeColor="text1"/>
-          <w:sz w:val="22"/>
-          <w:szCs w:val="22"/>
-        </w:rPr>
-      </w:pPr>
+        <w:drawing>
+          <wp:inline distT="0" distB="0" distL="0" distR="0" wp14:anchorId="2C1D19E8" wp14:editId="16E27C37">
+            <wp:extent cx="6662883" cy="10143144"/>
+            <wp:effectExtent l="0" t="0" r="5080" b="0"/>
+            <wp:docPr id="1131266473" name="Picture 1"/>
+            <wp:cNvGraphicFramePr>
+              <a:graphicFrameLocks xmlns:a="http://schemas.openxmlformats.org/drawingml/2006/main" noChangeAspect="1"/>
+            </wp:cNvGraphicFramePr>
+            <a:graphic xmlns:a="http://schemas.openxmlformats.org/drawingml/2006/main">
+              <a:graphicData uri="http://schemas.openxmlformats.org/drawingml/2006/picture">
+                <pic:pic xmlns:pic="http://schemas.openxmlformats.org/drawingml/2006/picture">
+                  <pic:nvPicPr>
+                    <pic:cNvPr id="0" name="Picture 1"/>
+                    <pic:cNvPicPr>
+                      <a:picLocks noChangeAspect="1" noChangeArrowheads="1"/>
+                    </pic:cNvPicPr>
+                  </pic:nvPicPr>
+                  <pic:blipFill>
+                    <a:blip r:embed="rId10">
+                      <a:extLst>
+                        <a:ext uri="{28A0092B-C50C-407E-A947-70E740481C1C}">
+                          <a14:useLocalDpi xmlns:a14="http://schemas.microsoft.com/office/drawing/2010/main" val="0"/>
+                        </a:ext>
+                      </a:extLst>
+                    </a:blip>
+                    <a:srcRect/>
+                    <a:stretch>
+                      <a:fillRect/>
+                    </a:stretch>
+                  </pic:blipFill>
+                  <pic:spPr bwMode="auto">
+                    <a:xfrm>
+                      <a:off x="0" y="0"/>
+                      <a:ext cx="6707105" cy="10210465"/>
+                    </a:xfrm>
+                    <a:prstGeom prst="rect">
+                      <a:avLst/>
+                    </a:prstGeom>
+                    <a:noFill/>
+                    <a:ln>
+                      <a:noFill/>
+                    </a:ln>
+                  </pic:spPr>
+                </pic:pic>
+              </a:graphicData>
+            </a:graphic>
+          </wp:inline>
+        </w:drawing>
+      </w:r>
     </w:p>
     <w:p>
       <w:pPr>
